--- a/Navod/smernice_JZ_Elektro_EDIT.docx
+++ b/Navod/smernice_JZ_Elektro_EDIT.docx
@@ -57,18 +57,33 @@
       </w:r>
       <w:r>
         <w:rPr/>
-        <w:t>INTERNÍ SMĚRNICE</w:t>
+        <w:t xml:space="preserve">INTERNÍ </w:t>
+      </w:r>
+      <w:r>
+        <w:rPr/>
+        <w:t xml:space="preserve">FIREMNÍ </w:t>
+      </w:r>
+      <w:r>
+        <w:rPr/>
+        <w:t>SMĚRNICE</w:t>
       </w:r>
     </w:p>
     <w:p>
       <w:pPr>
-        <w:pStyle w:val="Normal"/>
-        <w:rPr/>
+        <w:pStyle w:val="Title"/>
+        <w:widowControl/>
+        <w:suppressAutoHyphens w:val="true"/>
+        <w:bidi w:val="0"/>
+        <w:jc w:val="start"/>
+        <w:rPr>
+          <w:lang w:val="en-US" w:eastAsia="en-US" w:bidi="ar-SA"/>
+        </w:rPr>
       </w:pPr>
       <w:r>
-        <w:rPr/>
+        <w:rPr>
+          <w:lang w:val="en-US" w:eastAsia="en-US" w:bidi="ar-SA"/>
+        </w:rPr>
         <w:t>Evidence a pohyb materiálu ve skladovém systému</w:t>
-        <w:br/>
       </w:r>
     </w:p>
     <w:p>
@@ -383,9 +398,20 @@
         <w:rPr/>
         <w:t>Verze: 1.0</w:t>
         <w:br/>
-        <w:t>Datum účinnosti: ____________</w:t>
+        <w:t xml:space="preserve">Datum účinnosti: </w:t>
+      </w:r>
+      <w:r>
+        <w:rPr/>
+        <w:t>5.5.2026</w:t>
+      </w:r>
+      <w:r>
+        <w:rPr/>
         <w:br/>
-        <w:t>Poslední aktualizace: ____________</w:t>
+        <w:t xml:space="preserve">Poslední aktualizace: </w:t>
+      </w:r>
+      <w:r>
+        <w:rPr/>
+        <w:t>5.5..2026</w:t>
       </w:r>
     </w:p>
     <w:p>
@@ -413,8 +439,809 @@
         <w:t>Podpis odpovědné osoby: ____________________________</w:t>
       </w:r>
     </w:p>
+    <w:p>
+      <w:pPr>
+        <w:pStyle w:val="Normal"/>
+        <w:widowControl/>
+        <w:bidi w:val="0"/>
+        <w:spacing w:lineRule="auto" w:line="276" w:before="0" w:after="200"/>
+        <w:jc w:val="start"/>
+        <w:rPr/>
+      </w:pPr>
+      <w:r>
+        <w:rPr/>
+      </w:r>
+    </w:p>
+    <w:p>
+      <w:pPr>
+        <w:pStyle w:val="Normal"/>
+        <w:widowControl/>
+        <w:bidi w:val="0"/>
+        <w:spacing w:lineRule="auto" w:line="276" w:before="0" w:after="200"/>
+        <w:jc w:val="start"/>
+        <w:rPr/>
+      </w:pPr>
+      <w:r>
+        <w:rPr/>
+      </w:r>
+    </w:p>
+    <w:p>
+      <w:pPr>
+        <w:pStyle w:val="Normal"/>
+        <w:widowControl/>
+        <w:bidi w:val="0"/>
+        <w:spacing w:lineRule="auto" w:line="276" w:before="0" w:after="200"/>
+        <w:jc w:val="start"/>
+        <w:rPr/>
+      </w:pPr>
+      <w:r>
+        <w:rPr/>
+      </w:r>
+    </w:p>
+    <w:p>
+      <w:pPr>
+        <w:pStyle w:val="Normal"/>
+        <w:widowControl/>
+        <w:bidi w:val="0"/>
+        <w:spacing w:lineRule="auto" w:line="276" w:before="0" w:after="200"/>
+        <w:jc w:val="start"/>
+        <w:rPr/>
+      </w:pPr>
+      <w:r>
+        <w:rPr/>
+      </w:r>
+    </w:p>
+    <w:p>
+      <w:pPr>
+        <w:pStyle w:val="Normal"/>
+        <w:widowControl/>
+        <w:bidi w:val="0"/>
+        <w:spacing w:lineRule="auto" w:line="276" w:before="0" w:after="200"/>
+        <w:jc w:val="start"/>
+        <w:rPr/>
+      </w:pPr>
+      <w:r>
+        <w:rPr/>
+      </w:r>
+    </w:p>
+    <w:p>
+      <w:pPr>
+        <w:pStyle w:val="Normal"/>
+        <w:spacing w:before="0" w:after="200"/>
+        <w:rPr>
+          <w:b/>
+          <w:sz w:val="26"/>
+        </w:rPr>
+      </w:pPr>
+      <w:r>
+        <w:rPr>
+          <w:b/>
+          <w:sz w:val="26"/>
+        </w:rPr>
+      </w:r>
+    </w:p>
+    <w:p>
+      <w:pPr>
+        <w:pStyle w:val="Normal"/>
+        <w:spacing w:before="0" w:after="200"/>
+        <w:rPr>
+          <w:b/>
+          <w:sz w:val="26"/>
+        </w:rPr>
+      </w:pPr>
+      <w:r>
+        <w:rPr>
+          <w:b/>
+          <w:sz w:val="26"/>
+        </w:rPr>
+      </w:r>
+    </w:p>
+    <w:p>
+      <w:pPr>
+        <w:pStyle w:val="Normal"/>
+        <w:spacing w:before="0" w:after="200"/>
+        <w:rPr>
+          <w:b/>
+          <w:sz w:val="26"/>
+        </w:rPr>
+      </w:pPr>
+      <w:r>
+        <w:rPr>
+          <w:b/>
+          <w:sz w:val="26"/>
+        </w:rPr>
+      </w:r>
+    </w:p>
+    <w:p>
+      <w:pPr>
+        <w:pStyle w:val="Normal"/>
+        <w:spacing w:before="0" w:after="200"/>
+        <w:rPr>
+          <w:b/>
+          <w:sz w:val="26"/>
+        </w:rPr>
+      </w:pPr>
+      <w:r>
+        <w:rPr>
+          <w:b/>
+          <w:sz w:val="26"/>
+        </w:rPr>
+      </w:r>
+    </w:p>
+    <w:p>
+      <w:pPr>
+        <w:pStyle w:val="Normal"/>
+        <w:spacing w:before="0" w:after="200"/>
+        <w:rPr>
+          <w:b/>
+          <w:sz w:val="26"/>
+        </w:rPr>
+      </w:pPr>
+      <w:r>
+        <w:rPr>
+          <w:b/>
+          <w:sz w:val="26"/>
+        </w:rPr>
+      </w:r>
+    </w:p>
+    <w:p>
+      <w:pPr>
+        <w:pStyle w:val="Normal"/>
+        <w:spacing w:before="0" w:after="200"/>
+        <w:rPr>
+          <w:b/>
+          <w:sz w:val="26"/>
+        </w:rPr>
+      </w:pPr>
+      <w:r>
+        <w:rPr>
+          <w:b/>
+          <w:sz w:val="26"/>
+        </w:rPr>
+      </w:r>
+    </w:p>
+    <w:p>
+      <w:pPr>
+        <w:pStyle w:val="Normal"/>
+        <w:spacing w:before="0" w:after="200"/>
+        <w:rPr>
+          <w:b/>
+          <w:sz w:val="26"/>
+        </w:rPr>
+      </w:pPr>
+      <w:r>
+        <w:rPr>
+          <w:b/>
+          <w:sz w:val="26"/>
+        </w:rPr>
+      </w:r>
+    </w:p>
+    <w:p>
+      <w:pPr>
+        <w:pStyle w:val="Normal"/>
+        <w:spacing w:before="0" w:after="200"/>
+        <w:rPr>
+          <w:b/>
+          <w:sz w:val="26"/>
+        </w:rPr>
+      </w:pPr>
+      <w:r>
+        <w:rPr>
+          <w:b/>
+          <w:sz w:val="26"/>
+        </w:rPr>
+      </w:r>
+    </w:p>
+    <w:p>
+      <w:pPr>
+        <w:pStyle w:val="Normal"/>
+        <w:spacing w:before="0" w:after="200"/>
+        <w:rPr>
+          <w:b/>
+          <w:sz w:val="26"/>
+        </w:rPr>
+      </w:pPr>
+      <w:r>
+        <w:rPr>
+          <w:b/>
+          <w:sz w:val="26"/>
+        </w:rPr>
+      </w:r>
+    </w:p>
+    <w:p>
+      <w:pPr>
+        <w:pStyle w:val="Normal"/>
+        <w:spacing w:before="0" w:after="200"/>
+        <w:rPr>
+          <w:b/>
+          <w:sz w:val="26"/>
+        </w:rPr>
+      </w:pPr>
+      <w:r>
+        <w:rPr>
+          <w:b/>
+          <w:sz w:val="26"/>
+        </w:rPr>
+      </w:r>
+    </w:p>
+    <w:p>
+      <w:pPr>
+        <w:pStyle w:val="Normal"/>
+        <w:spacing w:before="0" w:after="200"/>
+        <w:rPr>
+          <w:b/>
+          <w:sz w:val="26"/>
+        </w:rPr>
+      </w:pPr>
+      <w:r>
+        <w:rPr>
+          <w:b/>
+          <w:sz w:val="26"/>
+        </w:rPr>
+      </w:r>
+    </w:p>
+    <w:p>
+      <w:pPr>
+        <w:pStyle w:val="Normal"/>
+        <w:spacing w:before="0" w:after="200"/>
+        <w:rPr>
+          <w:b/>
+          <w:sz w:val="26"/>
+        </w:rPr>
+      </w:pPr>
+      <w:r>
+        <w:rPr>
+          <w:b/>
+          <w:sz w:val="26"/>
+        </w:rPr>
+      </w:r>
+    </w:p>
+    <w:p>
+      <w:pPr>
+        <w:pStyle w:val="Normal"/>
+        <w:spacing w:before="0" w:after="200"/>
+        <w:rPr>
+          <w:b/>
+          <w:sz w:val="26"/>
+        </w:rPr>
+      </w:pPr>
+      <w:r>
+        <w:rPr>
+          <w:b/>
+          <w:sz w:val="26"/>
+        </w:rPr>
+      </w:r>
+    </w:p>
+    <w:p>
+      <w:pPr>
+        <w:pStyle w:val="Normal"/>
+        <w:spacing w:before="0" w:after="200"/>
+        <w:rPr>
+          <w:b/>
+          <w:sz w:val="26"/>
+        </w:rPr>
+      </w:pPr>
+      <w:r>
+        <w:rPr>
+          <w:b/>
+          <w:sz w:val="26"/>
+        </w:rPr>
+        <w:t>11. Schválení dokumentu</w:t>
+      </w:r>
+    </w:p>
+    <w:tbl>
+      <w:tblPr>
+        <w:tblW w:w="8640" w:type="dxa"/>
+        <w:jc w:val="start"/>
+        <w:tblInd w:w="108" w:type="dxa"/>
+        <w:tblLayout w:type="fixed"/>
+        <w:tblCellMar>
+          <w:top w:w="0" w:type="dxa"/>
+          <w:start w:w="108" w:type="dxa"/>
+          <w:bottom w:w="0" w:type="dxa"/>
+          <w:end w:w="108" w:type="dxa"/>
+        </w:tblCellMar>
+        <w:tblLook w:firstRow="1" w:noVBand="1" w:lastRow="0" w:firstColumn="1" w:lastColumn="0" w:noHBand="0" w:val="04a0"/>
+      </w:tblPr>
+      <w:tblGrid>
+        <w:gridCol w:w="4320"/>
+        <w:gridCol w:w="4320"/>
+      </w:tblGrid>
+      <w:tr>
+        <w:trPr/>
+        <w:tc>
+          <w:tcPr>
+            <w:tcW w:w="4320" w:type="dxa"/>
+            <w:tcBorders/>
+          </w:tcPr>
+          <w:p>
+            <w:pPr>
+              <w:pStyle w:val="Normal"/>
+              <w:spacing w:before="0" w:after="200"/>
+              <w:rPr/>
+            </w:pPr>
+            <w:r>
+              <w:rPr/>
+              <w:t>Vypracoval</w:t>
+            </w:r>
+          </w:p>
+        </w:tc>
+        <w:tc>
+          <w:tcPr>
+            <w:tcW w:w="4320" w:type="dxa"/>
+            <w:tcBorders/>
+          </w:tcPr>
+          <w:p>
+            <w:pPr>
+              <w:pStyle w:val="Normal"/>
+              <w:spacing w:before="0" w:after="200"/>
+              <w:rPr/>
+            </w:pPr>
+            <w:r>
+              <w:rPr/>
+              <w:t>Ing. Bc. Jiří Pečený</w:t>
+            </w:r>
+          </w:p>
+        </w:tc>
+      </w:tr>
+      <w:tr>
+        <w:trPr/>
+        <w:tc>
+          <w:tcPr>
+            <w:tcW w:w="4320" w:type="dxa"/>
+            <w:tcBorders/>
+          </w:tcPr>
+          <w:p>
+            <w:pPr>
+              <w:pStyle w:val="Normal"/>
+              <w:spacing w:before="0" w:after="200"/>
+              <w:rPr/>
+            </w:pPr>
+            <w:r>
+              <w:rPr/>
+              <w:t>Schválil</w:t>
+            </w:r>
+          </w:p>
+        </w:tc>
+        <w:tc>
+          <w:tcPr>
+            <w:tcW w:w="4320" w:type="dxa"/>
+            <w:tcBorders/>
+          </w:tcPr>
+          <w:p>
+            <w:pPr>
+              <w:pStyle w:val="Normal"/>
+              <w:spacing w:before="0" w:after="200"/>
+              <w:rPr/>
+            </w:pPr>
+            <w:r>
+              <w:rPr/>
+              <w:t>Ing. Bc. Jiří Pečený</w:t>
+            </w:r>
+          </w:p>
+        </w:tc>
+      </w:tr>
+      <w:tr>
+        <w:trPr/>
+        <w:tc>
+          <w:tcPr>
+            <w:tcW w:w="4320" w:type="dxa"/>
+            <w:tcBorders/>
+          </w:tcPr>
+          <w:p>
+            <w:pPr>
+              <w:pStyle w:val="Normal"/>
+              <w:spacing w:before="0" w:after="200"/>
+              <w:rPr/>
+            </w:pPr>
+            <w:r>
+              <w:rPr/>
+              <w:t>Datum</w:t>
+            </w:r>
+          </w:p>
+        </w:tc>
+        <w:tc>
+          <w:tcPr>
+            <w:tcW w:w="4320" w:type="dxa"/>
+            <w:tcBorders/>
+          </w:tcPr>
+          <w:p>
+            <w:pPr>
+              <w:pStyle w:val="Normal"/>
+              <w:spacing w:before="0" w:after="200"/>
+              <w:rPr/>
+            </w:pPr>
+            <w:r>
+              <w:rPr/>
+              <w:t>3.5.2026</w:t>
+            </w:r>
+          </w:p>
+        </w:tc>
+      </w:tr>
+    </w:tbl>
+    <w:p>
+      <w:pPr>
+        <w:pStyle w:val="Normal"/>
+        <w:rPr/>
+      </w:pPr>
+      <w:r>
+        <w:rPr/>
+        <w:br/>
+        <w:t>Podpis: __________________________</w:t>
+      </w:r>
+    </w:p>
+    <w:p>
+      <w:pPr>
+        <w:pStyle w:val="Normal"/>
+        <w:rPr/>
+      </w:pPr>
+      <w:r>
+        <w:rPr/>
+        <w:br/>
+        <w:br/>
+        <w:t>Seznámení zaměstnanců:</w:t>
+      </w:r>
+    </w:p>
+    <w:p>
+      <w:pPr>
+        <w:pStyle w:val="Normal"/>
+        <w:widowControl/>
+        <w:bidi w:val="0"/>
+        <w:spacing w:lineRule="auto" w:line="276" w:before="0" w:after="200"/>
+        <w:jc w:val="start"/>
+        <w:rPr/>
+      </w:pPr>
+      <w:r>
+        <w:rPr/>
+        <w:t>Svým podpisem zaměstnanec potvrzuje, že byl seznámen s touto směrnicí.</w:t>
+      </w:r>
+    </w:p>
+    <w:tbl>
+      <w:tblPr>
+        <w:tblW w:w="8640" w:type="dxa"/>
+        <w:jc w:val="start"/>
+        <w:tblInd w:w="108" w:type="dxa"/>
+        <w:tblLayout w:type="fixed"/>
+        <w:tblCellMar>
+          <w:top w:w="0" w:type="dxa"/>
+          <w:start w:w="108" w:type="dxa"/>
+          <w:bottom w:w="0" w:type="dxa"/>
+          <w:end w:w="108" w:type="dxa"/>
+        </w:tblCellMar>
+        <w:tblLook w:firstRow="1" w:noVBand="1" w:lastRow="0" w:firstColumn="1" w:lastColumn="0" w:noHBand="0" w:val="04a0"/>
+      </w:tblPr>
+      <w:tblGrid>
+        <w:gridCol w:w="2880"/>
+        <w:gridCol w:w="2880"/>
+        <w:gridCol w:w="2880"/>
+      </w:tblGrid>
+      <w:tr>
+        <w:trPr/>
+        <w:tc>
+          <w:tcPr>
+            <w:tcW w:w="2880" w:type="dxa"/>
+            <w:tcBorders/>
+          </w:tcPr>
+          <w:p>
+            <w:pPr>
+              <w:pStyle w:val="Normal"/>
+              <w:spacing w:before="0" w:after="200"/>
+              <w:rPr/>
+            </w:pPr>
+            <w:r>
+              <w:rPr/>
+              <w:t>Jméno</w:t>
+            </w:r>
+          </w:p>
+        </w:tc>
+        <w:tc>
+          <w:tcPr>
+            <w:tcW w:w="2880" w:type="dxa"/>
+            <w:tcBorders/>
+          </w:tcPr>
+          <w:p>
+            <w:pPr>
+              <w:pStyle w:val="Normal"/>
+              <w:spacing w:before="0" w:after="200"/>
+              <w:rPr/>
+            </w:pPr>
+            <w:r>
+              <w:rPr/>
+              <w:t>Datum</w:t>
+            </w:r>
+          </w:p>
+        </w:tc>
+        <w:tc>
+          <w:tcPr>
+            <w:tcW w:w="2880" w:type="dxa"/>
+            <w:tcBorders/>
+          </w:tcPr>
+          <w:p>
+            <w:pPr>
+              <w:pStyle w:val="Normal"/>
+              <w:spacing w:before="0" w:after="200"/>
+              <w:rPr/>
+            </w:pPr>
+            <w:r>
+              <w:rPr/>
+              <w:t>Podpis</w:t>
+            </w:r>
+          </w:p>
+        </w:tc>
+      </w:tr>
+      <w:tr>
+        <w:trPr/>
+        <w:tc>
+          <w:tcPr>
+            <w:tcW w:w="2880" w:type="dxa"/>
+            <w:tcBorders/>
+          </w:tcPr>
+          <w:p>
+            <w:pPr>
+              <w:pStyle w:val="Normal"/>
+              <w:spacing w:before="0" w:after="200"/>
+              <w:rPr/>
+            </w:pPr>
+            <w:r>
+              <w:rPr/>
+            </w:r>
+          </w:p>
+        </w:tc>
+        <w:tc>
+          <w:tcPr>
+            <w:tcW w:w="2880" w:type="dxa"/>
+            <w:tcBorders/>
+          </w:tcPr>
+          <w:p>
+            <w:pPr>
+              <w:pStyle w:val="Normal"/>
+              <w:spacing w:before="0" w:after="200"/>
+              <w:rPr/>
+            </w:pPr>
+            <w:r>
+              <w:rPr/>
+            </w:r>
+          </w:p>
+        </w:tc>
+        <w:tc>
+          <w:tcPr>
+            <w:tcW w:w="2880" w:type="dxa"/>
+            <w:tcBorders/>
+          </w:tcPr>
+          <w:p>
+            <w:pPr>
+              <w:pStyle w:val="Normal"/>
+              <w:spacing w:before="0" w:after="200"/>
+              <w:rPr/>
+            </w:pPr>
+            <w:r>
+              <w:rPr/>
+            </w:r>
+          </w:p>
+        </w:tc>
+      </w:tr>
+      <w:tr>
+        <w:trPr/>
+        <w:tc>
+          <w:tcPr>
+            <w:tcW w:w="2880" w:type="dxa"/>
+            <w:tcBorders/>
+          </w:tcPr>
+          <w:p>
+            <w:pPr>
+              <w:pStyle w:val="Normal"/>
+              <w:spacing w:before="0" w:after="200"/>
+              <w:rPr/>
+            </w:pPr>
+            <w:r>
+              <w:rPr/>
+            </w:r>
+          </w:p>
+        </w:tc>
+        <w:tc>
+          <w:tcPr>
+            <w:tcW w:w="2880" w:type="dxa"/>
+            <w:tcBorders/>
+          </w:tcPr>
+          <w:p>
+            <w:pPr>
+              <w:pStyle w:val="Normal"/>
+              <w:spacing w:before="0" w:after="200"/>
+              <w:rPr/>
+            </w:pPr>
+            <w:r>
+              <w:rPr/>
+            </w:r>
+          </w:p>
+        </w:tc>
+        <w:tc>
+          <w:tcPr>
+            <w:tcW w:w="2880" w:type="dxa"/>
+            <w:tcBorders/>
+          </w:tcPr>
+          <w:p>
+            <w:pPr>
+              <w:pStyle w:val="Normal"/>
+              <w:spacing w:before="0" w:after="200"/>
+              <w:rPr/>
+            </w:pPr>
+            <w:r>
+              <w:rPr/>
+            </w:r>
+          </w:p>
+        </w:tc>
+      </w:tr>
+      <w:tr>
+        <w:trPr/>
+        <w:tc>
+          <w:tcPr>
+            <w:tcW w:w="2880" w:type="dxa"/>
+            <w:tcBorders/>
+          </w:tcPr>
+          <w:p>
+            <w:pPr>
+              <w:pStyle w:val="Normal"/>
+              <w:spacing w:before="0" w:after="200"/>
+              <w:rPr/>
+            </w:pPr>
+            <w:r>
+              <w:rPr/>
+            </w:r>
+          </w:p>
+        </w:tc>
+        <w:tc>
+          <w:tcPr>
+            <w:tcW w:w="2880" w:type="dxa"/>
+            <w:tcBorders/>
+          </w:tcPr>
+          <w:p>
+            <w:pPr>
+              <w:pStyle w:val="Normal"/>
+              <w:spacing w:before="0" w:after="200"/>
+              <w:rPr/>
+            </w:pPr>
+            <w:r>
+              <w:rPr/>
+            </w:r>
+          </w:p>
+        </w:tc>
+        <w:tc>
+          <w:tcPr>
+            <w:tcW w:w="2880" w:type="dxa"/>
+            <w:tcBorders/>
+          </w:tcPr>
+          <w:p>
+            <w:pPr>
+              <w:pStyle w:val="Normal"/>
+              <w:spacing w:before="0" w:after="200"/>
+              <w:rPr/>
+            </w:pPr>
+            <w:r>
+              <w:rPr/>
+            </w:r>
+          </w:p>
+        </w:tc>
+      </w:tr>
+      <w:tr>
+        <w:trPr/>
+        <w:tc>
+          <w:tcPr>
+            <w:tcW w:w="2880" w:type="dxa"/>
+            <w:tcBorders/>
+          </w:tcPr>
+          <w:p>
+            <w:pPr>
+              <w:pStyle w:val="Normal"/>
+              <w:spacing w:before="0" w:after="200"/>
+              <w:rPr/>
+            </w:pPr>
+            <w:r>
+              <w:rPr/>
+            </w:r>
+          </w:p>
+        </w:tc>
+        <w:tc>
+          <w:tcPr>
+            <w:tcW w:w="2880" w:type="dxa"/>
+            <w:tcBorders/>
+          </w:tcPr>
+          <w:p>
+            <w:pPr>
+              <w:pStyle w:val="Normal"/>
+              <w:spacing w:before="0" w:after="200"/>
+              <w:rPr/>
+            </w:pPr>
+            <w:r>
+              <w:rPr/>
+            </w:r>
+          </w:p>
+        </w:tc>
+        <w:tc>
+          <w:tcPr>
+            <w:tcW w:w="2880" w:type="dxa"/>
+            <w:tcBorders/>
+          </w:tcPr>
+          <w:p>
+            <w:pPr>
+              <w:pStyle w:val="Normal"/>
+              <w:spacing w:before="0" w:after="200"/>
+              <w:rPr/>
+            </w:pPr>
+            <w:r>
+              <w:rPr/>
+            </w:r>
+          </w:p>
+        </w:tc>
+      </w:tr>
+      <w:tr>
+        <w:trPr/>
+        <w:tc>
+          <w:tcPr>
+            <w:tcW w:w="2880" w:type="dxa"/>
+            <w:tcBorders/>
+          </w:tcPr>
+          <w:p>
+            <w:pPr>
+              <w:pStyle w:val="Normal"/>
+              <w:spacing w:before="0" w:after="200"/>
+              <w:rPr/>
+            </w:pPr>
+            <w:r>
+              <w:rPr/>
+            </w:r>
+          </w:p>
+        </w:tc>
+        <w:tc>
+          <w:tcPr>
+            <w:tcW w:w="2880" w:type="dxa"/>
+            <w:tcBorders/>
+          </w:tcPr>
+          <w:p>
+            <w:pPr>
+              <w:pStyle w:val="Normal"/>
+              <w:spacing w:before="0" w:after="200"/>
+              <w:rPr/>
+            </w:pPr>
+            <w:r>
+              <w:rPr/>
+            </w:r>
+          </w:p>
+        </w:tc>
+        <w:tc>
+          <w:tcPr>
+            <w:tcW w:w="2880" w:type="dxa"/>
+            <w:tcBorders/>
+          </w:tcPr>
+          <w:p>
+            <w:pPr>
+              <w:pStyle w:val="Normal"/>
+              <w:spacing w:before="0" w:after="200"/>
+              <w:rPr/>
+            </w:pPr>
+            <w:r>
+              <w:rPr/>
+            </w:r>
+          </w:p>
+        </w:tc>
+      </w:tr>
+    </w:tbl>
+    <w:p>
+      <w:pPr>
+        <w:pStyle w:val="Normal"/>
+        <w:widowControl/>
+        <w:bidi w:val="0"/>
+        <w:spacing w:lineRule="auto" w:line="276" w:before="0" w:after="200"/>
+        <w:jc w:val="start"/>
+        <w:rPr/>
+      </w:pPr>
+      <w:r>
+        <w:rPr/>
+      </w:r>
+    </w:p>
     <w:sectPr>
-      <w:headerReference w:type="default" r:id="rId3"/>
+      <w:headerReference w:type="even" r:id="rId3"/>
+      <w:headerReference w:type="default" r:id="rId4"/>
+      <w:headerReference w:type="first" r:id="rId5"/>
       <w:type w:val="nextPage"/>
       <w:pgSz w:w="12240" w:h="15840"/>
       <w:pgMar w:left="1800" w:right="1800" w:gutter="0" w:header="1440" w:top="1981" w:footer="0" w:bottom="1440"/>
@@ -436,12 +1263,38 @@
     </w:pPr>
     <w:r>
       <w:rPr/>
-      <w:tab/>
-      <w:t xml:space="preserve">                                                                    </w:t>
     </w:r>
+  </w:p>
+</w:hdr>
+</file>
+
+<file path=word/header2.xml><?xml version="1.0" encoding="utf-8"?>
+<w:hdr xmlns:o="urn:schemas-microsoft-com:office:office" xmlns:r="http://schemas.openxmlformats.org/officeDocument/2006/relationships" xmlns:v="urn:schemas-microsoft-com:vml" xmlns:w="http://schemas.openxmlformats.org/wordprocessingml/2006/main" xmlns:w10="urn:schemas-microsoft-com:office:word" xmlns:wp="http://schemas.openxmlformats.org/drawingml/2006/wordprocessingDrawing" xmlns:pic="http://schemas.openxmlformats.org/drawingml/2006/picture" xmlns:wps="http://schemas.microsoft.com/office/word/2010/wordprocessingShape" xmlns:wpg="http://schemas.microsoft.com/office/word/2010/wordprocessingGroup" xmlns:mc="http://schemas.openxmlformats.org/markup-compatibility/2006" xmlns:wp14="http://schemas.microsoft.com/office/word/2010/wordprocessingDrawing" xmlns:w14="http://schemas.microsoft.com/office/word/2010/wordml" xmlns:w15="http://schemas.microsoft.com/office/word/2012/wordml" mc:Ignorable="w14 wp14 w15">
+  <w:p>
+    <w:pPr>
+      <w:pStyle w:val="Header"/>
+      <w:rPr/>
+    </w:pPr>
     <w:r>
       <w:rPr/>
-      <w:t>JZ Elektro s.r.o., Dubno 91, 261 01, IČ:24315800</w:t>
+      <w:tab/>
+      <w:t xml:space="preserve">                                                                    JZ Elektro s.r.o., Dubno 91, 261 01, IČ:24315800</w:t>
+    </w:r>
+  </w:p>
+</w:hdr>
+</file>
+
+<file path=word/header3.xml><?xml version="1.0" encoding="utf-8"?>
+<w:hdr xmlns:o="urn:schemas-microsoft-com:office:office" xmlns:r="http://schemas.openxmlformats.org/officeDocument/2006/relationships" xmlns:v="urn:schemas-microsoft-com:vml" xmlns:w="http://schemas.openxmlformats.org/wordprocessingml/2006/main" xmlns:w10="urn:schemas-microsoft-com:office:word" xmlns:wp="http://schemas.openxmlformats.org/drawingml/2006/wordprocessingDrawing" xmlns:pic="http://schemas.openxmlformats.org/drawingml/2006/picture" xmlns:wps="http://schemas.microsoft.com/office/word/2010/wordprocessingShape" xmlns:wpg="http://schemas.microsoft.com/office/word/2010/wordprocessingGroup" xmlns:mc="http://schemas.openxmlformats.org/markup-compatibility/2006" xmlns:wp14="http://schemas.microsoft.com/office/word/2010/wordprocessingDrawing" xmlns:w14="http://schemas.microsoft.com/office/word/2010/wordml" xmlns:w15="http://schemas.microsoft.com/office/word/2012/wordml" mc:Ignorable="w14 wp14 w15">
+  <w:p>
+    <w:pPr>
+      <w:pStyle w:val="Header"/>
+      <w:rPr/>
+    </w:pPr>
+    <w:r>
+      <w:rPr/>
+      <w:tab/>
+      <w:t xml:space="preserve">                                                                    JZ Elektro s.r.o., Dubno 91, 261 01, IČ:24315800</w:t>
     </w:r>
   </w:p>
 </w:hdr>
@@ -476,6 +1329,7 @@
         </w:tabs>
         <w:ind w:start="1080" w:hanging="360"/>
       </w:pPr>
+      <w:rPr/>
     </w:lvl>
     <w:lvl w:ilvl="2">
       <w:start w:val="1"/>
@@ -488,6 +1342,7 @@
         </w:tabs>
         <w:ind w:start="1440" w:hanging="360"/>
       </w:pPr>
+      <w:rPr/>
     </w:lvl>
     <w:lvl w:ilvl="3">
       <w:start w:val="1"/>
@@ -500,6 +1355,7 @@
         </w:tabs>
         <w:ind w:start="1800" w:hanging="360"/>
       </w:pPr>
+      <w:rPr/>
     </w:lvl>
     <w:lvl w:ilvl="4">
       <w:start w:val="1"/>
@@ -512,6 +1368,7 @@
         </w:tabs>
         <w:ind w:start="2160" w:hanging="360"/>
       </w:pPr>
+      <w:rPr/>
     </w:lvl>
     <w:lvl w:ilvl="5">
       <w:start w:val="1"/>
@@ -524,6 +1381,7 @@
         </w:tabs>
         <w:ind w:start="2520" w:hanging="360"/>
       </w:pPr>
+      <w:rPr/>
     </w:lvl>
     <w:lvl w:ilvl="6">
       <w:start w:val="1"/>
@@ -536,6 +1394,7 @@
         </w:tabs>
         <w:ind w:start="2880" w:hanging="360"/>
       </w:pPr>
+      <w:rPr/>
     </w:lvl>
     <w:lvl w:ilvl="7">
       <w:start w:val="1"/>
@@ -548,6 +1407,7 @@
         </w:tabs>
         <w:ind w:start="3240" w:hanging="360"/>
       </w:pPr>
+      <w:rPr/>
     </w:lvl>
     <w:lvl w:ilvl="8">
       <w:start w:val="1"/>
@@ -560,6 +1420,7 @@
         </w:tabs>
         <w:ind w:start="3600" w:hanging="360"/>
       </w:pPr>
+      <w:rPr/>
     </w:lvl>
   </w:abstractNum>
   <w:abstractNum w:abstractNumId="2">
@@ -589,6 +1450,7 @@
         </w:tabs>
         <w:ind w:start="1080" w:hanging="360"/>
       </w:pPr>
+      <w:rPr/>
     </w:lvl>
     <w:lvl w:ilvl="2">
       <w:start w:val="1"/>
@@ -601,6 +1463,7 @@
         </w:tabs>
         <w:ind w:start="1440" w:hanging="360"/>
       </w:pPr>
+      <w:rPr/>
     </w:lvl>
     <w:lvl w:ilvl="3">
       <w:start w:val="1"/>
@@ -613,6 +1476,7 @@
         </w:tabs>
         <w:ind w:start="1800" w:hanging="360"/>
       </w:pPr>
+      <w:rPr/>
     </w:lvl>
     <w:lvl w:ilvl="4">
       <w:start w:val="1"/>
@@ -625,6 +1489,7 @@
         </w:tabs>
         <w:ind w:start="2160" w:hanging="360"/>
       </w:pPr>
+      <w:rPr/>
     </w:lvl>
     <w:lvl w:ilvl="5">
       <w:start w:val="1"/>
@@ -637,6 +1502,7 @@
         </w:tabs>
         <w:ind w:start="2520" w:hanging="360"/>
       </w:pPr>
+      <w:rPr/>
     </w:lvl>
     <w:lvl w:ilvl="6">
       <w:start w:val="1"/>
@@ -649,6 +1515,7 @@
         </w:tabs>
         <w:ind w:start="2880" w:hanging="360"/>
       </w:pPr>
+      <w:rPr/>
     </w:lvl>
     <w:lvl w:ilvl="7">
       <w:start w:val="1"/>
@@ -661,6 +1528,7 @@
         </w:tabs>
         <w:ind w:start="3240" w:hanging="360"/>
       </w:pPr>
+      <w:rPr/>
     </w:lvl>
     <w:lvl w:ilvl="8">
       <w:start w:val="1"/>
@@ -673,6 +1541,7 @@
         </w:tabs>
         <w:ind w:start="3600" w:hanging="360"/>
       </w:pPr>
+      <w:rPr/>
     </w:lvl>
   </w:abstractNum>
   <w:abstractNum w:abstractNumId="3">
@@ -702,6 +1571,7 @@
         </w:tabs>
         <w:ind w:start="1080" w:hanging="360"/>
       </w:pPr>
+      <w:rPr/>
     </w:lvl>
     <w:lvl w:ilvl="2">
       <w:start w:val="1"/>
@@ -714,6 +1584,7 @@
         </w:tabs>
         <w:ind w:start="1440" w:hanging="360"/>
       </w:pPr>
+      <w:rPr/>
     </w:lvl>
     <w:lvl w:ilvl="3">
       <w:start w:val="1"/>
@@ -726,6 +1597,7 @@
         </w:tabs>
         <w:ind w:start="1800" w:hanging="360"/>
       </w:pPr>
+      <w:rPr/>
     </w:lvl>
     <w:lvl w:ilvl="4">
       <w:start w:val="1"/>
@@ -738,6 +1610,7 @@
         </w:tabs>
         <w:ind w:start="2160" w:hanging="360"/>
       </w:pPr>
+      <w:rPr/>
     </w:lvl>
     <w:lvl w:ilvl="5">
       <w:start w:val="1"/>
@@ -750,6 +1623,7 @@
         </w:tabs>
         <w:ind w:start="2520" w:hanging="360"/>
       </w:pPr>
+      <w:rPr/>
     </w:lvl>
     <w:lvl w:ilvl="6">
       <w:start w:val="1"/>
@@ -762,6 +1636,7 @@
         </w:tabs>
         <w:ind w:start="2880" w:hanging="360"/>
       </w:pPr>
+      <w:rPr/>
     </w:lvl>
     <w:lvl w:ilvl="7">
       <w:start w:val="1"/>
@@ -774,6 +1649,7 @@
         </w:tabs>
         <w:ind w:start="3240" w:hanging="360"/>
       </w:pPr>
+      <w:rPr/>
     </w:lvl>
     <w:lvl w:ilvl="8">
       <w:start w:val="1"/>
@@ -786,6 +1662,7 @@
         </w:tabs>
         <w:ind w:start="3600" w:hanging="360"/>
       </w:pPr>
+      <w:rPr/>
     </w:lvl>
   </w:abstractNum>
   <w:abstractNum w:abstractNumId="4">
@@ -813,6 +1690,7 @@
         </w:tabs>
         <w:ind w:start="1080" w:hanging="360"/>
       </w:pPr>
+      <w:rPr/>
     </w:lvl>
     <w:lvl w:ilvl="2">
       <w:start w:val="1"/>
@@ -825,6 +1703,7 @@
         </w:tabs>
         <w:ind w:start="1440" w:hanging="360"/>
       </w:pPr>
+      <w:rPr/>
     </w:lvl>
     <w:lvl w:ilvl="3">
       <w:start w:val="1"/>
@@ -837,6 +1716,7 @@
         </w:tabs>
         <w:ind w:start="1800" w:hanging="360"/>
       </w:pPr>
+      <w:rPr/>
     </w:lvl>
     <w:lvl w:ilvl="4">
       <w:start w:val="1"/>
@@ -849,6 +1729,7 @@
         </w:tabs>
         <w:ind w:start="2160" w:hanging="360"/>
       </w:pPr>
+      <w:rPr/>
     </w:lvl>
     <w:lvl w:ilvl="5">
       <w:start w:val="1"/>
@@ -861,6 +1742,7 @@
         </w:tabs>
         <w:ind w:start="2520" w:hanging="360"/>
       </w:pPr>
+      <w:rPr/>
     </w:lvl>
     <w:lvl w:ilvl="6">
       <w:start w:val="1"/>
@@ -873,6 +1755,7 @@
         </w:tabs>
         <w:ind w:start="2880" w:hanging="360"/>
       </w:pPr>
+      <w:rPr/>
     </w:lvl>
     <w:lvl w:ilvl="7">
       <w:start w:val="1"/>
@@ -885,6 +1768,7 @@
         </w:tabs>
         <w:ind w:start="3240" w:hanging="360"/>
       </w:pPr>
+      <w:rPr/>
     </w:lvl>
     <w:lvl w:ilvl="8">
       <w:start w:val="1"/>
@@ -897,6 +1781,7 @@
         </w:tabs>
         <w:ind w:start="3600" w:hanging="360"/>
       </w:pPr>
+      <w:rPr/>
     </w:lvl>
   </w:abstractNum>
   <w:abstractNum w:abstractNumId="5">
@@ -924,6 +1809,7 @@
         </w:tabs>
         <w:ind w:start="1080" w:hanging="360"/>
       </w:pPr>
+      <w:rPr/>
     </w:lvl>
     <w:lvl w:ilvl="2">
       <w:start w:val="1"/>
@@ -936,6 +1822,7 @@
         </w:tabs>
         <w:ind w:start="1440" w:hanging="360"/>
       </w:pPr>
+      <w:rPr/>
     </w:lvl>
     <w:lvl w:ilvl="3">
       <w:start w:val="1"/>
@@ -948,6 +1835,7 @@
         </w:tabs>
         <w:ind w:start="1800" w:hanging="360"/>
       </w:pPr>
+      <w:rPr/>
     </w:lvl>
     <w:lvl w:ilvl="4">
       <w:start w:val="1"/>
@@ -960,6 +1848,7 @@
         </w:tabs>
         <w:ind w:start="2160" w:hanging="360"/>
       </w:pPr>
+      <w:rPr/>
     </w:lvl>
     <w:lvl w:ilvl="5">
       <w:start w:val="1"/>
@@ -972,6 +1861,7 @@
         </w:tabs>
         <w:ind w:start="2520" w:hanging="360"/>
       </w:pPr>
+      <w:rPr/>
     </w:lvl>
     <w:lvl w:ilvl="6">
       <w:start w:val="1"/>
@@ -984,6 +1874,7 @@
         </w:tabs>
         <w:ind w:start="2880" w:hanging="360"/>
       </w:pPr>
+      <w:rPr/>
     </w:lvl>
     <w:lvl w:ilvl="7">
       <w:start w:val="1"/>
@@ -996,6 +1887,7 @@
         </w:tabs>
         <w:ind w:start="3240" w:hanging="360"/>
       </w:pPr>
+      <w:rPr/>
     </w:lvl>
     <w:lvl w:ilvl="8">
       <w:start w:val="1"/>
@@ -1008,6 +1900,7 @@
         </w:tabs>
         <w:ind w:start="3600" w:hanging="360"/>
       </w:pPr>
+      <w:rPr/>
     </w:lvl>
   </w:abstractNum>
   <w:abstractNum w:abstractNumId="6">
@@ -1035,6 +1928,7 @@
         </w:tabs>
         <w:ind w:start="1080" w:hanging="360"/>
       </w:pPr>
+      <w:rPr/>
     </w:lvl>
     <w:lvl w:ilvl="2">
       <w:start w:val="1"/>
@@ -1047,6 +1941,7 @@
         </w:tabs>
         <w:ind w:start="1440" w:hanging="360"/>
       </w:pPr>
+      <w:rPr/>
     </w:lvl>
     <w:lvl w:ilvl="3">
       <w:start w:val="1"/>
@@ -1059,6 +1954,7 @@
         </w:tabs>
         <w:ind w:start="1800" w:hanging="360"/>
       </w:pPr>
+      <w:rPr/>
     </w:lvl>
     <w:lvl w:ilvl="4">
       <w:start w:val="1"/>
@@ -1071,6 +1967,7 @@
         </w:tabs>
         <w:ind w:start="2160" w:hanging="360"/>
       </w:pPr>
+      <w:rPr/>
     </w:lvl>
     <w:lvl w:ilvl="5">
       <w:start w:val="1"/>
@@ -1083,6 +1980,7 @@
         </w:tabs>
         <w:ind w:start="2520" w:hanging="360"/>
       </w:pPr>
+      <w:rPr/>
     </w:lvl>
     <w:lvl w:ilvl="6">
       <w:start w:val="1"/>
@@ -1095,6 +1993,7 @@
         </w:tabs>
         <w:ind w:start="2880" w:hanging="360"/>
       </w:pPr>
+      <w:rPr/>
     </w:lvl>
     <w:lvl w:ilvl="7">
       <w:start w:val="1"/>
@@ -1107,6 +2006,7 @@
         </w:tabs>
         <w:ind w:start="3240" w:hanging="360"/>
       </w:pPr>
+      <w:rPr/>
     </w:lvl>
     <w:lvl w:ilvl="8">
       <w:start w:val="1"/>
@@ -1119,6 +2019,7 @@
         </w:tabs>
         <w:ind w:start="3600" w:hanging="360"/>
       </w:pPr>
+      <w:rPr/>
     </w:lvl>
   </w:abstractNum>
   <w:abstractNum w:abstractNumId="7">
@@ -1269,7 +2170,7 @@
   <w:docDefaults>
     <w:rPrDefault>
       <w:rPr>
-        <w:rFonts w:ascii="Cambria" w:hAnsi="Cambria" w:eastAsia="ＭＳ 明朝" w:cs="" w:asciiTheme="minorHAnsi" w:cstheme="minorBidi" w:eastAsiaTheme="minorEastAsia" w:hAnsiTheme="minorHAnsi"/>
+        <w:rFonts w:ascii="Cambria" w:hAnsi="Cambria" w:eastAsia="" w:cs="" w:asciiTheme="minorHAnsi" w:cstheme="minorBidi" w:eastAsiaTheme="minorEastAsia" w:hAnsiTheme="minorHAnsi"/>
         <w:sz w:val="22"/>
         <w:szCs w:val="22"/>
         <w:lang w:val="en-US" w:eastAsia="en-US" w:bidi="ar-SA"/>
@@ -1426,12 +2327,13 @@
     <w:rsid w:val="00fc693f"/>
     <w:pPr>
       <w:widowControl/>
+      <w:suppressAutoHyphens w:val="true"/>
       <w:bidi w:val="0"/>
       <w:spacing w:lineRule="auto" w:line="276" w:before="0" w:after="200"/>
       <w:jc w:val="start"/>
     </w:pPr>
     <w:rPr>
-      <w:rFonts w:ascii="Cambria" w:hAnsi="Cambria" w:eastAsia="ＭＳ 明朝" w:cs="" w:asciiTheme="minorHAnsi" w:cstheme="minorBidi" w:eastAsiaTheme="minorEastAsia" w:hAnsiTheme="minorHAnsi"/>
+      <w:rFonts w:ascii="Cambria" w:hAnsi="Cambria" w:eastAsia="" w:cs="" w:asciiTheme="minorHAnsi" w:cstheme="minorBidi" w:eastAsiaTheme="minorEastAsia" w:hAnsiTheme="minorHAnsi"/>
       <w:color w:val="auto"/>
       <w:kern w:val="0"/>
       <w:sz w:val="22"/>
@@ -1454,7 +2356,7 @@
       <w:outlineLvl w:val="0"/>
     </w:pPr>
     <w:rPr>
-      <w:rFonts w:ascii="Calibri" w:hAnsi="Calibri" w:eastAsia="ＭＳ ゴシック" w:cs="" w:asciiTheme="majorHAnsi" w:cstheme="majorBidi" w:eastAsiaTheme="majorEastAsia" w:hAnsiTheme="majorHAnsi"/>
+      <w:rFonts w:ascii="Calibri" w:hAnsi="Calibri" w:eastAsia="" w:cs="" w:asciiTheme="majorHAnsi" w:cstheme="majorBidi" w:eastAsiaTheme="majorEastAsia" w:hAnsiTheme="majorHAnsi"/>
       <w:b/>
       <w:bCs/>
       <w:color w:themeColor="accent1" w:themeShade="bf" w:val="365F91"/>
@@ -1478,7 +2380,7 @@
       <w:outlineLvl w:val="1"/>
     </w:pPr>
     <w:rPr>
-      <w:rFonts w:ascii="Calibri" w:hAnsi="Calibri" w:eastAsia="ＭＳ ゴシック" w:cs="" w:asciiTheme="majorHAnsi" w:cstheme="majorBidi" w:eastAsiaTheme="majorEastAsia" w:hAnsiTheme="majorHAnsi"/>
+      <w:rFonts w:ascii="Calibri" w:hAnsi="Calibri" w:eastAsia="" w:cs="" w:asciiTheme="majorHAnsi" w:cstheme="majorBidi" w:eastAsiaTheme="majorEastAsia" w:hAnsiTheme="majorHAnsi"/>
       <w:b/>
       <w:bCs/>
       <w:color w:themeColor="accent1" w:val="4F81BD"/>
@@ -1502,7 +2404,7 @@
       <w:outlineLvl w:val="2"/>
     </w:pPr>
     <w:rPr>
-      <w:rFonts w:ascii="Calibri" w:hAnsi="Calibri" w:eastAsia="ＭＳ ゴシック" w:cs="" w:asciiTheme="majorHAnsi" w:cstheme="majorBidi" w:eastAsiaTheme="majorEastAsia" w:hAnsiTheme="majorHAnsi"/>
+      <w:rFonts w:ascii="Calibri" w:hAnsi="Calibri" w:eastAsia="" w:cs="" w:asciiTheme="majorHAnsi" w:cstheme="majorBidi" w:eastAsiaTheme="majorEastAsia" w:hAnsiTheme="majorHAnsi"/>
       <w:b/>
       <w:bCs/>
       <w:color w:themeColor="accent1" w:val="4F81BD"/>
@@ -1525,7 +2427,7 @@
       <w:outlineLvl w:val="3"/>
     </w:pPr>
     <w:rPr>
-      <w:rFonts w:ascii="Calibri" w:hAnsi="Calibri" w:eastAsia="ＭＳ ゴシック" w:cs="" w:asciiTheme="majorHAnsi" w:cstheme="majorBidi" w:eastAsiaTheme="majorEastAsia" w:hAnsiTheme="majorHAnsi"/>
+      <w:rFonts w:ascii="Calibri" w:hAnsi="Calibri" w:eastAsia="" w:cs="" w:asciiTheme="majorHAnsi" w:cstheme="majorBidi" w:eastAsiaTheme="majorEastAsia" w:hAnsiTheme="majorHAnsi"/>
       <w:b/>
       <w:bCs/>
       <w:i/>
@@ -1550,7 +2452,7 @@
       <w:outlineLvl w:val="4"/>
     </w:pPr>
     <w:rPr>
-      <w:rFonts w:ascii="Calibri" w:hAnsi="Calibri" w:eastAsia="ＭＳ ゴシック" w:cs="" w:asciiTheme="majorHAnsi" w:cstheme="majorBidi" w:eastAsiaTheme="majorEastAsia" w:hAnsiTheme="majorHAnsi"/>
+      <w:rFonts w:ascii="Calibri" w:hAnsi="Calibri" w:eastAsia="" w:cs="" w:asciiTheme="majorHAnsi" w:cstheme="majorBidi" w:eastAsiaTheme="majorEastAsia" w:hAnsiTheme="majorHAnsi"/>
       <w:color w:themeColor="accent1" w:themeShade="7f" w:val="243F60"/>
     </w:rPr>
   </w:style>
@@ -1571,7 +2473,7 @@
       <w:outlineLvl w:val="5"/>
     </w:pPr>
     <w:rPr>
-      <w:rFonts w:ascii="Calibri" w:hAnsi="Calibri" w:eastAsia="ＭＳ ゴシック" w:cs="" w:asciiTheme="majorHAnsi" w:cstheme="majorBidi" w:eastAsiaTheme="majorEastAsia" w:hAnsiTheme="majorHAnsi"/>
+      <w:rFonts w:ascii="Calibri" w:hAnsi="Calibri" w:eastAsia="" w:cs="" w:asciiTheme="majorHAnsi" w:cstheme="majorBidi" w:eastAsiaTheme="majorEastAsia" w:hAnsiTheme="majorHAnsi"/>
       <w:i/>
       <w:iCs/>
       <w:color w:themeColor="accent1" w:themeShade="7f" w:val="243F60"/>
@@ -1594,7 +2496,7 @@
       <w:outlineLvl w:val="6"/>
     </w:pPr>
     <w:rPr>
-      <w:rFonts w:ascii="Calibri" w:hAnsi="Calibri" w:eastAsia="ＭＳ ゴシック" w:cs="" w:asciiTheme="majorHAnsi" w:cstheme="majorBidi" w:eastAsiaTheme="majorEastAsia" w:hAnsiTheme="majorHAnsi"/>
+      <w:rFonts w:ascii="Calibri" w:hAnsi="Calibri" w:eastAsia="" w:cs="" w:asciiTheme="majorHAnsi" w:cstheme="majorBidi" w:eastAsiaTheme="majorEastAsia" w:hAnsiTheme="majorHAnsi"/>
       <w:i/>
       <w:iCs/>
       <w:color w:themeColor="text1" w:themeTint="bf" w:val="404040"/>
@@ -1617,7 +2519,7 @@
       <w:outlineLvl w:val="7"/>
     </w:pPr>
     <w:rPr>
-      <w:rFonts w:ascii="Calibri" w:hAnsi="Calibri" w:eastAsia="ＭＳ ゴシック" w:cs="" w:asciiTheme="majorHAnsi" w:cstheme="majorBidi" w:eastAsiaTheme="majorEastAsia" w:hAnsiTheme="majorHAnsi"/>
+      <w:rFonts w:ascii="Calibri" w:hAnsi="Calibri" w:eastAsia="" w:cs="" w:asciiTheme="majorHAnsi" w:cstheme="majorBidi" w:eastAsiaTheme="majorEastAsia" w:hAnsiTheme="majorHAnsi"/>
       <w:color w:themeColor="accent1" w:val="4F81BD"/>
       <w:sz w:val="20"/>
       <w:szCs w:val="20"/>
@@ -1640,7 +2542,7 @@
       <w:outlineLvl w:val="8"/>
     </w:pPr>
     <w:rPr>
-      <w:rFonts w:ascii="Calibri" w:hAnsi="Calibri" w:eastAsia="ＭＳ ゴシック" w:cs="" w:asciiTheme="majorHAnsi" w:cstheme="majorBidi" w:eastAsiaTheme="majorEastAsia" w:hAnsiTheme="majorHAnsi"/>
+      <w:rFonts w:ascii="Calibri" w:hAnsi="Calibri" w:eastAsia="" w:cs="" w:asciiTheme="majorHAnsi" w:cstheme="majorBidi" w:eastAsiaTheme="majorEastAsia" w:hAnsiTheme="majorHAnsi"/>
       <w:i/>
       <w:iCs/>
       <w:color w:themeColor="text1" w:themeTint="bf" w:val="404040"/>
@@ -1679,7 +2581,7 @@
     <w:qFormat/>
     <w:rsid w:val="00fc693f"/>
     <w:rPr>
-      <w:rFonts w:ascii="Calibri" w:hAnsi="Calibri" w:eastAsia="ＭＳ ゴシック" w:cs="" w:asciiTheme="majorHAnsi" w:cstheme="majorBidi" w:eastAsiaTheme="majorEastAsia" w:hAnsiTheme="majorHAnsi"/>
+      <w:rFonts w:ascii="Calibri" w:hAnsi="Calibri" w:eastAsia="" w:cs="" w:asciiTheme="majorHAnsi" w:cstheme="majorBidi" w:eastAsiaTheme="majorEastAsia" w:hAnsiTheme="majorHAnsi"/>
       <w:b/>
       <w:bCs/>
       <w:color w:themeColor="accent1" w:themeShade="bf" w:val="365F91"/>
@@ -1694,7 +2596,7 @@
     <w:qFormat/>
     <w:rsid w:val="00fc693f"/>
     <w:rPr>
-      <w:rFonts w:ascii="Calibri" w:hAnsi="Calibri" w:eastAsia="ＭＳ ゴシック" w:cs="" w:asciiTheme="majorHAnsi" w:cstheme="majorBidi" w:eastAsiaTheme="majorEastAsia" w:hAnsiTheme="majorHAnsi"/>
+      <w:rFonts w:ascii="Calibri" w:hAnsi="Calibri" w:eastAsia="" w:cs="" w:asciiTheme="majorHAnsi" w:cstheme="majorBidi" w:eastAsiaTheme="majorEastAsia" w:hAnsiTheme="majorHAnsi"/>
       <w:b/>
       <w:bCs/>
       <w:color w:themeColor="accent1" w:val="4F81BD"/>
@@ -1709,7 +2611,7 @@
     <w:qFormat/>
     <w:rsid w:val="00fc693f"/>
     <w:rPr>
-      <w:rFonts w:ascii="Calibri" w:hAnsi="Calibri" w:eastAsia="ＭＳ ゴシック" w:cs="" w:asciiTheme="majorHAnsi" w:cstheme="majorBidi" w:eastAsiaTheme="majorEastAsia" w:hAnsiTheme="majorHAnsi"/>
+      <w:rFonts w:ascii="Calibri" w:hAnsi="Calibri" w:eastAsia="" w:cs="" w:asciiTheme="majorHAnsi" w:cstheme="majorBidi" w:eastAsiaTheme="majorEastAsia" w:hAnsiTheme="majorHAnsi"/>
       <w:b/>
       <w:bCs/>
       <w:color w:themeColor="accent1" w:val="4F81BD"/>
@@ -1722,7 +2624,7 @@
     <w:qFormat/>
     <w:rsid w:val="00fc693f"/>
     <w:rPr>
-      <w:rFonts w:ascii="Calibri" w:hAnsi="Calibri" w:eastAsia="ＭＳ ゴシック" w:cs="" w:asciiTheme="majorHAnsi" w:cstheme="majorBidi" w:eastAsiaTheme="majorEastAsia" w:hAnsiTheme="majorHAnsi"/>
+      <w:rFonts w:ascii="Calibri" w:hAnsi="Calibri" w:eastAsia="" w:cs="" w:asciiTheme="majorHAnsi" w:cstheme="majorBidi" w:eastAsiaTheme="majorEastAsia" w:hAnsiTheme="majorHAnsi"/>
       <w:color w:themeColor="text2" w:themeShade="bf" w:val="17365D"/>
       <w:spacing w:val="5"/>
       <w:kern w:val="2"/>
@@ -1737,7 +2639,7 @@
     <w:qFormat/>
     <w:rsid w:val="00fc693f"/>
     <w:rPr>
-      <w:rFonts w:ascii="Calibri" w:hAnsi="Calibri" w:eastAsia="ＭＳ ゴシック" w:cs="" w:asciiTheme="majorHAnsi" w:cstheme="majorBidi" w:eastAsiaTheme="majorEastAsia" w:hAnsiTheme="majorHAnsi"/>
+      <w:rFonts w:ascii="Calibri" w:hAnsi="Calibri" w:eastAsia="" w:cs="" w:asciiTheme="majorHAnsi" w:cstheme="majorBidi" w:eastAsiaTheme="majorEastAsia" w:hAnsiTheme="majorHAnsi"/>
       <w:i/>
       <w:iCs/>
       <w:color w:themeColor="accent1" w:val="4F81BD"/>
@@ -1809,7 +2711,7 @@
     <w:qFormat/>
     <w:rsid w:val="00fc693f"/>
     <w:rPr>
-      <w:rFonts w:ascii="Calibri" w:hAnsi="Calibri" w:eastAsia="ＭＳ ゴシック" w:cs="" w:asciiTheme="majorHAnsi" w:cstheme="majorBidi" w:eastAsiaTheme="majorEastAsia" w:hAnsiTheme="majorHAnsi"/>
+      <w:rFonts w:ascii="Calibri" w:hAnsi="Calibri" w:eastAsia="" w:cs="" w:asciiTheme="majorHAnsi" w:cstheme="majorBidi" w:eastAsiaTheme="majorEastAsia" w:hAnsiTheme="majorHAnsi"/>
       <w:b/>
       <w:bCs/>
       <w:i/>
@@ -1825,7 +2727,7 @@
     <w:qFormat/>
     <w:rsid w:val="00fc693f"/>
     <w:rPr>
-      <w:rFonts w:ascii="Calibri" w:hAnsi="Calibri" w:eastAsia="ＭＳ ゴシック" w:cs="" w:asciiTheme="majorHAnsi" w:cstheme="majorBidi" w:eastAsiaTheme="majorEastAsia" w:hAnsiTheme="majorHAnsi"/>
+      <w:rFonts w:ascii="Calibri" w:hAnsi="Calibri" w:eastAsia="" w:cs="" w:asciiTheme="majorHAnsi" w:cstheme="majorBidi" w:eastAsiaTheme="majorEastAsia" w:hAnsiTheme="majorHAnsi"/>
       <w:color w:themeColor="accent1" w:themeShade="7f" w:val="243F60"/>
     </w:rPr>
   </w:style>
@@ -1837,7 +2739,7 @@
     <w:qFormat/>
     <w:rsid w:val="00fc693f"/>
     <w:rPr>
-      <w:rFonts w:ascii="Calibri" w:hAnsi="Calibri" w:eastAsia="ＭＳ ゴシック" w:cs="" w:asciiTheme="majorHAnsi" w:cstheme="majorBidi" w:eastAsiaTheme="majorEastAsia" w:hAnsiTheme="majorHAnsi"/>
+      <w:rFonts w:ascii="Calibri" w:hAnsi="Calibri" w:eastAsia="" w:cs="" w:asciiTheme="majorHAnsi" w:cstheme="majorBidi" w:eastAsiaTheme="majorEastAsia" w:hAnsiTheme="majorHAnsi"/>
       <w:i/>
       <w:iCs/>
       <w:color w:themeColor="accent1" w:themeShade="7f" w:val="243F60"/>
@@ -1851,7 +2753,7 @@
     <w:qFormat/>
     <w:rsid w:val="00fc693f"/>
     <w:rPr>
-      <w:rFonts w:ascii="Calibri" w:hAnsi="Calibri" w:eastAsia="ＭＳ ゴシック" w:cs="" w:asciiTheme="majorHAnsi" w:cstheme="majorBidi" w:eastAsiaTheme="majorEastAsia" w:hAnsiTheme="majorHAnsi"/>
+      <w:rFonts w:ascii="Calibri" w:hAnsi="Calibri" w:eastAsia="" w:cs="" w:asciiTheme="majorHAnsi" w:cstheme="majorBidi" w:eastAsiaTheme="majorEastAsia" w:hAnsiTheme="majorHAnsi"/>
       <w:i/>
       <w:iCs/>
       <w:color w:themeColor="text1" w:themeTint="bf" w:val="404040"/>
@@ -1865,7 +2767,7 @@
     <w:qFormat/>
     <w:rsid w:val="00fc693f"/>
     <w:rPr>
-      <w:rFonts w:ascii="Calibri" w:hAnsi="Calibri" w:eastAsia="ＭＳ ゴシック" w:cs="" w:asciiTheme="majorHAnsi" w:cstheme="majorBidi" w:eastAsiaTheme="majorEastAsia" w:hAnsiTheme="majorHAnsi"/>
+      <w:rFonts w:ascii="Calibri" w:hAnsi="Calibri" w:eastAsia="" w:cs="" w:asciiTheme="majorHAnsi" w:cstheme="majorBidi" w:eastAsiaTheme="majorEastAsia" w:hAnsiTheme="majorHAnsi"/>
       <w:color w:themeColor="accent1" w:val="4F81BD"/>
       <w:sz w:val="20"/>
       <w:szCs w:val="20"/>
@@ -1879,7 +2781,7 @@
     <w:qFormat/>
     <w:rsid w:val="00fc693f"/>
     <w:rPr>
-      <w:rFonts w:ascii="Calibri" w:hAnsi="Calibri" w:eastAsia="ＭＳ ゴシック" w:cs="" w:asciiTheme="majorHAnsi" w:cstheme="majorBidi" w:eastAsiaTheme="majorEastAsia" w:hAnsiTheme="majorHAnsi"/>
+      <w:rFonts w:ascii="Calibri" w:hAnsi="Calibri" w:eastAsia="" w:cs="" w:asciiTheme="majorHAnsi" w:cstheme="majorBidi" w:eastAsiaTheme="majorEastAsia" w:hAnsiTheme="majorHAnsi"/>
       <w:i/>
       <w:iCs/>
       <w:color w:themeColor="text1" w:themeTint="bf" w:val="404040"/>
@@ -2061,6 +2963,39 @@
       <w:rFonts w:cs="Lucida Sans"/>
     </w:rPr>
   </w:style>
+  <w:style w:type="paragraph" w:styleId="Nadpisuser">
+    <w:name w:val="Nadpis (user)"/>
+    <w:basedOn w:val="Normal"/>
+    <w:next w:val="BodyText"/>
+    <w:qFormat/>
+    <w:pPr>
+      <w:keepNext w:val="true"/>
+      <w:spacing w:before="240" w:after="120"/>
+    </w:pPr>
+    <w:rPr>
+      <w:rFonts w:ascii="Liberation Sans" w:hAnsi="Liberation Sans" w:eastAsia="Microsoft YaHei" w:cs="Lucida Sans"/>
+      <w:sz w:val="28"/>
+      <w:szCs w:val="28"/>
+    </w:rPr>
+  </w:style>
+  <w:style w:type="paragraph" w:styleId="Rejstkuser">
+    <w:name w:val="Rejstřík (user)"/>
+    <w:basedOn w:val="Normal"/>
+    <w:qFormat/>
+    <w:pPr>
+      <w:suppressLineNumbers/>
+    </w:pPr>
+    <w:rPr>
+      <w:rFonts w:cs="Lucida Sans"/>
+    </w:rPr>
+  </w:style>
+  <w:style w:type="paragraph" w:styleId="Zhlavazpatuser">
+    <w:name w:val="Záhlaví a zápatí (user)"/>
+    <w:basedOn w:val="Normal"/>
+    <w:qFormat/>
+    <w:pPr/>
+    <w:rPr/>
+  </w:style>
   <w:style w:type="paragraph" w:styleId="Zhlavazpat">
     <w:name w:val="Záhlaví a zápatí"/>
     <w:basedOn w:val="Normal"/>
@@ -2109,12 +3044,13 @@
     <w:rsid w:val="00fc693f"/>
     <w:pPr>
       <w:widowControl/>
+      <w:suppressAutoHyphens w:val="true"/>
       <w:bidi w:val="0"/>
       <w:spacing w:lineRule="auto" w:line="240" w:before="0" w:after="0"/>
       <w:jc w:val="start"/>
     </w:pPr>
     <w:rPr>
-      <w:rFonts w:ascii="Cambria" w:hAnsi="Cambria" w:eastAsia="ＭＳ 明朝" w:cs="" w:asciiTheme="minorHAnsi" w:cstheme="minorBidi" w:eastAsiaTheme="minorEastAsia" w:hAnsiTheme="minorHAnsi"/>
+      <w:rFonts w:ascii="Cambria" w:hAnsi="Cambria" w:eastAsia="" w:cs="" w:asciiTheme="minorHAnsi" w:cstheme="minorBidi" w:eastAsiaTheme="minorEastAsia" w:hAnsiTheme="minorHAnsi"/>
       <w:color w:val="auto"/>
       <w:kern w:val="0"/>
       <w:sz w:val="22"/>
@@ -2138,7 +3074,7 @@
       <w:contextualSpacing/>
     </w:pPr>
     <w:rPr>
-      <w:rFonts w:ascii="Calibri" w:hAnsi="Calibri" w:eastAsia="ＭＳ ゴシック" w:cs="" w:asciiTheme="majorHAnsi" w:cstheme="majorBidi" w:eastAsiaTheme="majorEastAsia" w:hAnsiTheme="majorHAnsi"/>
+      <w:rFonts w:ascii="Calibri" w:hAnsi="Calibri" w:eastAsia="" w:cs="" w:asciiTheme="majorHAnsi" w:cstheme="majorBidi" w:eastAsiaTheme="majorEastAsia" w:hAnsiTheme="majorHAnsi"/>
       <w:color w:themeColor="text2" w:themeShade="bf" w:val="17365D"/>
       <w:spacing w:val="5"/>
       <w:kern w:val="2"/>
@@ -2156,7 +3092,7 @@
     <w:rsid w:val="00fc693f"/>
     <w:pPr/>
     <w:rPr>
-      <w:rFonts w:ascii="Calibri" w:hAnsi="Calibri" w:eastAsia="ＭＳ ゴシック" w:cs="" w:asciiTheme="majorHAnsi" w:cstheme="majorBidi" w:eastAsiaTheme="majorEastAsia" w:hAnsiTheme="majorHAnsi"/>
+      <w:rFonts w:ascii="Calibri" w:hAnsi="Calibri" w:eastAsia="" w:cs="" w:asciiTheme="majorHAnsi" w:cstheme="majorBidi" w:eastAsiaTheme="majorEastAsia" w:hAnsiTheme="majorHAnsi"/>
       <w:i/>
       <w:iCs/>
       <w:color w:themeColor="accent1" w:val="4F81BD"/>
@@ -2389,12 +3325,13 @@
         <w:tab w:val="left" w:pos="3456" w:leader="none"/>
         <w:tab w:val="left" w:pos="4032" w:leader="none"/>
       </w:tabs>
+      <w:suppressAutoHyphens w:val="true"/>
       <w:bidi w:val="0"/>
       <w:spacing w:lineRule="auto" w:line="276" w:before="0" w:after="200"/>
       <w:jc w:val="start"/>
     </w:pPr>
     <w:rPr>
-      <w:rFonts w:ascii="Courier" w:hAnsi="Courier" w:eastAsia="ＭＳ 明朝" w:cs="" w:cstheme="minorBidi" w:eastAsiaTheme="minorEastAsia"/>
+      <w:rFonts w:ascii="Courier" w:hAnsi="Courier" w:eastAsia="" w:cs="" w:cstheme="minorBidi" w:eastAsiaTheme="minorEastAsia"/>
       <w:color w:val="auto"/>
       <w:kern w:val="0"/>
       <w:sz w:val="20"/>
@@ -2442,7 +3379,7 @@
   </w:style>
   <w:style w:type="paragraph" w:styleId="IndexHeading">
     <w:name w:val="index heading"/>
-    <w:basedOn w:val="Nadpis"/>
+    <w:basedOn w:val="Nadpisuser"/>
     <w:pPr/>
     <w:rPr/>
   </w:style>
@@ -2460,8 +3397,8 @@
     </w:pPr>
     <w:rPr/>
   </w:style>
-  <w:style w:type="numbering" w:styleId="Bezseznamu" w:default="1">
-    <w:name w:val="Bez seznamu"/>
+  <w:style w:type="numbering" w:styleId="Bezseznamuuser" w:default="1">
+    <w:name w:val="Bez seznamu (user)"/>
     <w:uiPriority w:val="99"/>
     <w:semiHidden/>
     <w:unhideWhenUsed/>
@@ -5592,7 +6529,6 @@
       <w:pPr>
         <w:spacing w:before="0" w:after="0" w:line="240" w:lineRule="auto"/>
       </w:pPr>
-      <w:rPr/>
       <w:tblPr/>
       <w:tcPr>
         <w:tcBorders>
@@ -5738,7 +6674,6 @@
       <w:pPr>
         <w:spacing w:before="0" w:after="0" w:line="240" w:lineRule="auto"/>
       </w:pPr>
-      <w:rPr/>
       <w:tblPr/>
       <w:tcPr>
         <w:tcBorders>
@@ -5884,7 +6819,6 @@
       <w:pPr>
         <w:spacing w:before="0" w:after="0" w:line="240" w:lineRule="auto"/>
       </w:pPr>
-      <w:rPr/>
       <w:tblPr/>
       <w:tcPr>
         <w:tcBorders>
@@ -6030,7 +6964,6 @@
       <w:pPr>
         <w:spacing w:before="0" w:after="0" w:line="240" w:lineRule="auto"/>
       </w:pPr>
-      <w:rPr/>
       <w:tblPr/>
       <w:tcPr>
         <w:tcBorders>
@@ -6176,7 +7109,6 @@
       <w:pPr>
         <w:spacing w:before="0" w:after="0" w:line="240" w:lineRule="auto"/>
       </w:pPr>
-      <w:rPr/>
       <w:tblPr/>
       <w:tcPr>
         <w:tcBorders>
@@ -6322,7 +7254,6 @@
       <w:pPr>
         <w:spacing w:before="0" w:after="0" w:line="240" w:lineRule="auto"/>
       </w:pPr>
-      <w:rPr/>
       <w:tblPr/>
       <w:tcPr>
         <w:tcBorders>
@@ -6468,7 +7399,6 @@
       <w:pPr>
         <w:spacing w:before="0" w:after="0" w:line="240" w:lineRule="auto"/>
       </w:pPr>
-      <w:rPr/>
       <w:tblPr/>
       <w:tcPr>
         <w:tcBorders>
